--- a/00-首页/题组Word/初赛模拟卷/真题版式/初赛模拟卷VII（非有机·答题卡）.docx
+++ b/00-首页/题组Word/初赛模拟卷/真题版式/初赛模拟卷VII（非有机·答题卡）.docx
@@ -45,24 +45,24 @@
         <w:tblLook w:firstColumn="1" w:firstRow="1" w:lastColumn="0" w:lastRow="0" w:noHBand="0" w:noVBand="1" w:val="04A0"/>
       </w:tblPr>
       <w:tblGrid>
-        <w:gridCol w:w="542"/>
-        <w:gridCol w:w="542"/>
-        <w:gridCol w:w="542"/>
-        <w:gridCol w:w="542"/>
-        <w:gridCol w:w="542"/>
-        <w:gridCol w:w="542"/>
-        <w:gridCol w:w="542"/>
-        <w:gridCol w:w="542"/>
-        <w:gridCol w:w="542"/>
-        <w:gridCol w:w="542"/>
-        <w:gridCol w:w="542"/>
-        <w:gridCol w:w="542"/>
-        <w:gridCol w:w="542"/>
-        <w:gridCol w:w="542"/>
-        <w:gridCol w:w="542"/>
-        <w:gridCol w:w="542"/>
-        <w:gridCol w:w="542"/>
-        <w:gridCol w:w="542"/>
+        <w:gridCol w:w="737"/>
+        <w:gridCol w:w="510"/>
+        <w:gridCol w:w="510"/>
+        <w:gridCol w:w="510"/>
+        <w:gridCol w:w="510"/>
+        <w:gridCol w:w="510"/>
+        <w:gridCol w:w="510"/>
+        <w:gridCol w:w="510"/>
+        <w:gridCol w:w="510"/>
+        <w:gridCol w:w="510"/>
+        <w:gridCol w:w="510"/>
+        <w:gridCol w:w="510"/>
+        <w:gridCol w:w="510"/>
+        <w:gridCol w:w="510"/>
+        <w:gridCol w:w="510"/>
+        <w:gridCol w:w="510"/>
+        <w:gridCol w:w="510"/>
+        <w:gridCol w:w="737"/>
       </w:tblGrid>
       <w:tr>
         <w:trPr>
